--- a/deliverables/pathway_2_tidal_creeks_marshes.docx
+++ b/deliverables/pathway_2_tidal_creeks_marshes.docx
@@ -2,7 +2,7 @@
 <file path=word/document.xml><?xml version="1.0" encoding="utf-8"?>
 <w:document xmlns:w="http://schemas.openxmlformats.org/wordprocessingml/2006/main" xmlns:m="http://schemas.openxmlformats.org/officeDocument/2006/math" xmlns:r="http://schemas.openxmlformats.org/officeDocument/2006/relationships" xmlns:o="urn:schemas-microsoft-com:office:office" xmlns:v="urn:schemas-microsoft-com:vml" xmlns:w10="urn:schemas-microsoft-com:office:word" xmlns:a="http://schemas.openxmlformats.org/drawingml/2006/main" xmlns:pic="http://schemas.openxmlformats.org/drawingml/2006/picture" xmlns:wp="http://schemas.openxmlformats.org/drawingml/2006/wordprocessingDrawing">
   <w:body>
-    <w:bookmarkStart w:id="27" w:name="Xd90501ec8871bb6b085b364eb533d797350bd60"/>
+    <w:bookmarkStart w:id="28" w:name="Xd90501ec8871bb6b085b364eb533d797350bd60"/>
     <w:p>
       <w:pPr>
         <w:pStyle w:val="Heading1"/>
@@ -183,7 +183,51 @@
         <w:pStyle w:val="FirstParagraph"/>
       </w:pPr>
       <w:r>
-        <w:t xml:space="preserve">ESVA is unusually well suited to this pathway because of the peninsula’s hydrography. Accomack County alone contains roughly 30 named tidal creeks, and regional hydrologic assessments estimate that approximately 80 percent of the baseflow in these creeks is groundwater-derived rather than overland in origin (Richardson 1994; A-NPDC 2022). This means virtually every septic drainfield on the peninsula sits in the upgradient contributing area of at least one tidal creek, and nitrate leaving the drainfield has a short, direct groundwater path to the creek mouth.</w:t>
+        <w:t xml:space="preserve">ESVA is unusually well suited to this pathway because of the peninsula’s hydrography. The Shore has no significant surface streams — a fact EPA cited when designating the aquifer system sole-source — and its tidal creeks are fed principally by groundwater discharge (Richardson 1994; Speiran 1996). The</w:t>
+      </w:r>
+      <w:r>
+        <w:t xml:space="preserve"> </w:t>
+      </w:r>
+      <w:r>
+        <w:rPr>
+          <w:iCs/>
+          <w:i/>
+        </w:rPr>
+        <w:t xml:space="preserve">Accomack County Regional Water Supply Plan</w:t>
+      </w:r>
+      <w:r>
+        <w:t xml:space="preserve"> </w:t>
+      </w:r>
+      <w:r>
+        <w:t xml:space="preserve">(2010) states that the county’s thirty tidal creeks</w:t>
+      </w:r>
+      <w:r>
+        <w:t xml:space="preserve"> </w:t>
+      </w:r>
+      <w:r>
+        <w:t xml:space="preserve">“</w:t>
+      </w:r>
+      <w:r>
+        <w:t xml:space="preserve">are largely supplied from groundwater discharge (approximately 80%).</w:t>
+      </w:r>
+      <w:r>
+        <w:t xml:space="preserve">”</w:t>
+      </w:r>
+      <w:r>
+        <w:t xml:space="preserve"> </w:t>
+      </w:r>
+      <w:r>
+        <w:rPr>
+          <w:iCs/>
+          <w:i/>
+        </w:rPr>
+        <w:t xml:space="preserve">[Scope note: this figure is specific to Accomack County. No equivalent published figure has been located for Northampton, though its hydrogeologic setting is broadly similar. Note also that the claim concerns the share of creek supply/flow, not of baseflow — baseflow is by definition the groundwater-derived component.]</w:t>
+      </w:r>
+      <w:r>
+        <w:t xml:space="preserve"> </w:t>
+      </w:r>
+      <w:r>
+        <w:t xml:space="preserve">This means virtually every septic drainfield on the peninsula sits in the upgradient contributing area of at least one tidal creek, and nitrate leaving the drainfield has a short, direct groundwater path to the creek mouth.</w:t>
       </w:r>
     </w:p>
     <w:p>
@@ -795,7 +839,7 @@
       </w:r>
     </w:p>
     <w:bookmarkEnd w:id="24"/>
-    <w:bookmarkStart w:id="26" w:name="references"/>
+    <w:bookmarkStart w:id="27" w:name="references"/>
     <w:p>
       <w:pPr>
         <w:pStyle w:val="Heading2"/>
@@ -809,6 +853,41 @@
         <w:pStyle w:val="FirstParagraph"/>
       </w:pPr>
       <w:r>
+        <w:t xml:space="preserve">Accomack County. 2010.</w:t>
+      </w:r>
+      <w:r>
+        <w:t xml:space="preserve"> </w:t>
+      </w:r>
+      <w:r>
+        <w:rPr>
+          <w:iCs/>
+          <w:i/>
+        </w:rPr>
+        <w:t xml:space="preserve">Accomack County Regional Water Supply Plan</w:t>
+      </w:r>
+      <w:r>
+        <w:t xml:space="preserve"> </w:t>
+      </w:r>
+      <w:r>
+        <w:t xml:space="preserve">(April 2010). Prepared with the Accomack–Northampton Planning District Commission.</w:t>
+      </w:r>
+      <w:r>
+        <w:t xml:space="preserve"> </w:t>
+      </w:r>
+      <w:hyperlink r:id="rId25">
+        <w:r>
+          <w:rPr>
+            <w:rStyle w:val="Hyperlink"/>
+          </w:rPr>
+          <w:t xml:space="preserve">https://www.esvaplan.org/wp-content/uploads/2024/05/Accomack-County-Water-Supply-Plan.pdf</w:t>
+        </w:r>
+      </w:hyperlink>
+    </w:p>
+    <w:p>
+      <w:pPr>
+        <w:pStyle w:val="BodyText"/>
+      </w:pPr>
+      <w:r>
         <w:t xml:space="preserve">A-NPDC (Accomack-Northampton Planning District Commission). 2022.</w:t>
       </w:r>
       <w:r>
@@ -824,7 +903,7 @@
       <w:r>
         <w:t xml:space="preserve"> </w:t>
       </w:r>
-      <w:hyperlink r:id="rId25">
+      <w:hyperlink r:id="rId26">
         <w:r>
           <w:rPr>
             <w:rStyle w:val="Hyperlink"/>
@@ -1481,8 +1560,8 @@
         <w:t xml:space="preserve">37(1): 1–23.</w:t>
       </w:r>
     </w:p>
-    <w:bookmarkEnd w:id="26"/>
     <w:bookmarkEnd w:id="27"/>
+    <w:bookmarkEnd w:id="28"/>
     <w:sectPr/>
   </w:body>
 </w:document>
